--- a/A1_Nivel_1/Informacion_e_Inscripcion_A1.docx
+++ b/A1_Nivel_1/Informacion_e_Inscripcion_A1.docx
@@ -467,7 +467,7 @@
                 <w:sz w:val="19"/>
                 <w:szCs w:val="19"/>
               </w:rPr>
-              <w:t xml:space="preserve">Sábados, una clase por semana</w:t>
+              <w:t xml:space="preserve">Miércoles 20:00 o sábados 11:00 (Chile)</w:t>
             </w:r>
           </w:p>
         </w:tc>
@@ -536,7 +536,7 @@
                 <w:sz w:val="19"/>
                 <w:szCs w:val="19"/>
               </w:rPr>
-              <w:t xml:space="preserve">Sábado 11 de julio de 2026</w:t>
+              <w:t xml:space="preserve">Miércoles 8 o sábados 11 de julio</w:t>
             </w:r>
           </w:p>
         </w:tc>
@@ -605,7 +605,7 @@
                 <w:sz w:val="19"/>
                 <w:szCs w:val="19"/>
               </w:rPr>
-              <w:t xml:space="preserve">11:00 hora Chile · 16:00 hora España</w:t>
+              <w:t xml:space="preserve">Mié 20:00 Chile · Sáb 11:00 Chile / 16:00 España</w:t>
             </w:r>
           </w:p>
         </w:tc>
@@ -1355,7 +1355,7 @@
         <w:spacing w:after="50"/>
       </w:pPr>
       <w:r>
-        <w:t xml:space="preserve">Te confirmamos tu cupo y te sumamos a la clase de los sábados.</w:t>
+        <w:t xml:space="preserve">Te confirmamos tu cupo en el horario que elijas (miércoles o sábado).</w:t>
       </w:r>
     </w:p>
     <w:p>
@@ -1368,7 +1368,7 @@
         <w:spacing w:after="50"/>
       </w:pPr>
       <w:r>
-        <w:t xml:space="preserve">Recibes el material de bienvenida y el link de Zoom antes de la primera clase (11 de julio).</w:t>
+        <w:t xml:space="preserve">Recibes el material de bienvenida y el link de Zoom antes de tu primera clase.</w:t>
       </w:r>
     </w:p>
     <w:p>

--- a/A1_Nivel_1/Informacion_e_Inscripcion_A1.docx
+++ b/A1_Nivel_1/Informacion_e_Inscripcion_A1.docx
@@ -755,7 +755,7 @@
         <w:spacing w:after="40"/>
       </w:pPr>
       <w:r>
-        <w:t xml:space="preserve">Certificado de finalización del Nivel 1.</w:t>
+        <w:t xml:space="preserve">Certificado por participación en el Nivel 1.</w:t>
       </w:r>
     </w:p>
     <w:p>
@@ -783,7 +783,7 @@
           <w:sz w:val="32"/>
           <w:szCs w:val="32"/>
         </w:rPr>
-        <w:t xml:space="preserve">$89 USD </w:t>
+        <w:t xml:space="preserve">$89 USD / $85.000 CLP </w:t>
       </w:r>
       <w:r>
         <w:rPr>
@@ -806,7 +806,7 @@
           <w:sz w:val="20"/>
           <w:szCs w:val="20"/>
         </w:rPr>
-        <w:t xml:space="preserve">Precio vigente hasta el 30 de junio de 2026. Incluye garantía: si en la primera semana sientes que no es para ti, te devolvemos el 100%.</w:t>
+        <w:t xml:space="preserve">Precio vigente hasta el 30 de junio de 2026. Incluye certificado por participación en las clases.</w:t>
       </w:r>
     </w:p>
     <w:p>
